--- a/LAB 5/LAB5_11CNPM2_1150080092_NguyenThiThanhHien.docx
+++ b/LAB 5/LAB5_11CNPM2_1150080092_NguyenThiThanhHien.docx
@@ -27,57 +27,60 @@
       <w:pPr>
         <w:rPr>
           <w:rFonts w:ascii="Times New Roman" w:hAnsi="Times New Roman" w:cs="Times New Roman"/>
+          <w:sz w:val="26"/>
+          <w:szCs w:val="26"/>
+        </w:rPr>
+      </w:pPr>
+      <w:r>
+        <w:rPr>
+          <w:rFonts w:ascii="Times New Roman" w:hAnsi="Times New Roman" w:cs="Times New Roman"/>
           <w:b/>
           <w:bCs/>
           <w:sz w:val="26"/>
           <w:szCs w:val="26"/>
         </w:rPr>
-      </w:pPr>
-      <w:r>
-        <w:rPr>
-          <w:rFonts w:ascii="Times New Roman" w:hAnsi="Times New Roman" w:cs="Times New Roman"/>
-          <w:b/>
-          <w:bCs/>
-          <w:sz w:val="26"/>
-          <w:szCs w:val="26"/>
-        </w:rPr>
-        <w:t xml:space="preserve">Link youtube: </w:t>
+        <w:t>Link youtube:</w:t>
+      </w:r>
+      <w:r>
+        <w:rPr>
+          <w:rFonts w:ascii="Times New Roman" w:hAnsi="Times New Roman" w:cs="Times New Roman"/>
+          <w:sz w:val="26"/>
+          <w:szCs w:val="26"/>
+        </w:rPr>
+        <w:t xml:space="preserve"> </w:t>
       </w:r>
       <w:hyperlink r:id="rId5" w:history="1">
         <w:r>
           <w:rPr>
             <w:rStyle w:val="Hyperlink"/>
             <w:rFonts w:ascii="Times New Roman" w:hAnsi="Times New Roman" w:cs="Times New Roman"/>
-            <w:b/>
-            <w:bCs/>
             <w:sz w:val="26"/>
             <w:szCs w:val="26"/>
           </w:rPr>
-          <w:t>https://youtu.b</w:t>
-        </w:r>
-        <w:r>
-          <w:rPr>
-            <w:rStyle w:val="Hyperlink"/>
-            <w:rFonts w:ascii="Times New Roman" w:hAnsi="Times New Roman" w:cs="Times New Roman"/>
-            <w:b/>
-            <w:bCs/>
-            <w:sz w:val="26"/>
-            <w:szCs w:val="26"/>
-          </w:rPr>
-          <w:t>e</w:t>
-        </w:r>
-        <w:r>
-          <w:rPr>
-            <w:rStyle w:val="Hyperlink"/>
-            <w:rFonts w:ascii="Times New Roman" w:hAnsi="Times New Roman" w:cs="Times New Roman"/>
-            <w:b/>
-            <w:bCs/>
-            <w:sz w:val="26"/>
-            <w:szCs w:val="26"/>
-          </w:rPr>
-          <w:t>/MNRj0JkwrKM</w:t>
+          <w:t>https://youtu.be/3I2il8-ssmo</w:t>
         </w:r>
       </w:hyperlink>
+    </w:p>
+    <w:p>
+      <w:pPr>
+        <w:rPr>
+          <w:rFonts w:ascii="Times New Roman" w:hAnsi="Times New Roman" w:cs="Times New Roman"/>
+          <w:b/>
+          <w:bCs/>
+          <w:sz w:val="26"/>
+          <w:szCs w:val="26"/>
+        </w:rPr>
+      </w:pPr>
+      <w:r>
+        <w:rPr>
+          <w:rFonts w:ascii="Times New Roman" w:hAnsi="Times New Roman" w:cs="Times New Roman"/>
+          <w:b/>
+          <w:bCs/>
+          <w:sz w:val="26"/>
+          <w:szCs w:val="26"/>
+        </w:rPr>
+        <w:t xml:space="preserve"> </w:t>
+      </w:r>
     </w:p>
     <w:p>
       <w:pPr>
@@ -938,7 +941,7 @@
         </w:rPr>
         <w:lastRenderedPageBreak/>
         <w:drawing>
-          <wp:inline distT="0" distB="0" distL="0" distR="0" wp14:anchorId="189506CF" wp14:editId="67BB85C4">
+          <wp:inline distT="0" distB="0" distL="0" distR="0" wp14:anchorId="189506CF" wp14:editId="08F821D5">
             <wp:extent cx="5943600" cy="4149090"/>
             <wp:effectExtent l="0" t="0" r="0" b="3810"/>
             <wp:docPr id="91226877" name="Picture 90" descr="pfSense.home.arpa - Wizard: pfSense Setup: Configure LAN Interface - School - Microsoft​ Edge"/>
@@ -1129,7 +1132,7 @@
         </w:rPr>
         <w:lastRenderedPageBreak/>
         <w:drawing>
-          <wp:inline distT="0" distB="0" distL="0" distR="0" wp14:anchorId="45E4B435" wp14:editId="20F81147">
+          <wp:inline distT="0" distB="0" distL="0" distR="0" wp14:anchorId="45E4B435" wp14:editId="3ADE9B49">
             <wp:extent cx="5943600" cy="4149090"/>
             <wp:effectExtent l="0" t="0" r="0" b="3810"/>
             <wp:docPr id="788912282" name="Picture 88" descr="pfSense.home.arpa - Interfaces: Interface Assignments - School - Microsoft​ Edge"/>
@@ -1555,7 +1558,7 @@
         </w:rPr>
         <w:lastRenderedPageBreak/>
         <w:drawing>
-          <wp:inline distT="0" distB="0" distL="0" distR="0" wp14:anchorId="5791B193" wp14:editId="26A848A8">
+          <wp:inline distT="0" distB="0" distL="0" distR="0" wp14:anchorId="5791B193" wp14:editId="014E7B58">
             <wp:extent cx="5943600" cy="4158615"/>
             <wp:effectExtent l="0" t="0" r="0" b="0"/>
             <wp:docPr id="962717416" name="Picture 84" descr="pfSense.home.arpa - Firewall: NAT: Outbound - School - Microsoft​ Edge"/>
@@ -1720,7 +1723,7 @@
         </w:rPr>
         <w:lastRenderedPageBreak/>
         <w:drawing>
-          <wp:inline distT="0" distB="0" distL="0" distR="0" wp14:anchorId="064F7A25" wp14:editId="2A41500A">
+          <wp:inline distT="0" distB="0" distL="0" distR="0" wp14:anchorId="064F7A25" wp14:editId="24EBB369">
             <wp:extent cx="5943600" cy="4158615"/>
             <wp:effectExtent l="0" t="0" r="0" b="0"/>
             <wp:docPr id="250594528" name="Picture 82" descr="pfSense.home.arpa - Diagnostics: States: Reset States - School - Microsoft​ Edge"/>
@@ -1810,7 +1813,7 @@
         </w:rPr>
         <w:lastRenderedPageBreak/>
         <w:drawing>
-          <wp:inline distT="0" distB="0" distL="0" distR="0" wp14:anchorId="320D9138" wp14:editId="122B82B0">
+          <wp:inline distT="0" distB="0" distL="0" distR="0" wp14:anchorId="320D9138" wp14:editId="2FB74556">
             <wp:extent cx="5943600" cy="4158615"/>
             <wp:effectExtent l="0" t="0" r="0" b="0"/>
             <wp:docPr id="300420019" name="Picture 81" descr="pfSense.home.arpa - Diagnostics: Ping - School - Microsoft​ Edge"/>
